--- a/timeseries/output/reports/Perou_balance_sheet_cafe.docx
+++ b/timeseries/output/reports/Perou_balance_sheet_cafe.docx
@@ -59,7 +59,7 @@
         <w:rPr>
           <w:sz w:val="20"/>
         </w:rPr>
-        <w:t>L'El Niño en cours (attendu jusqu'à mars 2027) pilote donc la récolte 2027 (campagne 2027/28).</w:t>
+        <w:t>L'El Niño en cours pilote donc la récolte 2027 (campagne 2027/28).</w:t>
       </w:r>
     </w:p>
     <w:p>

--- a/timeseries/output/reports/Perou_balance_sheet_cafe.docx
+++ b/timeseries/output/reports/Perou_balance_sheet_cafe.docx
@@ -18,7 +18,7 @@
           <w:color w:val="52514E"/>
           <w:sz w:val="18"/>
         </w:rPr>
-        <w:t>Au 16 septembre 2026. Source des chiffres : balance sheet (onglet Peru), USDA. Classification ENSO : NOAA CPC episode list reproduced from memory (peak ONI approximate); drop the CPC table in data/oni.csv to replace it.</w:t>
+        <w:t>Au 16 septembre 2026. Source des chiffres : balance sheet (onglet Peru), USDA. Classification ENSO : official ONI/RONI table /home/user/procafe/timeseries/data/oni.csv.</w:t>
       </w:r>
     </w:p>
     <w:p>
